--- a/documentation/Technical Documentation.docx
+++ b/documentation/Technical Documentation.docx
@@ -1,6 +1,6 @@
 
 <file path=word/document.xml><?xml version="1.0" encoding="utf-8"?>
-<w:document xmlns:wpc="http://schemas.microsoft.com/office/word/2010/wordprocessingCanvas" xmlns:cx="http://schemas.microsoft.com/office/drawing/2014/chartex" xmlns:cx1="http://schemas.microsoft.com/office/drawing/2015/9/8/chartex" xmlns:mc="http://schemas.openxmlformats.org/markup-compatibility/2006" xmlns:o="urn:schemas-microsoft-com:office:office" xmlns:r="http://schemas.openxmlformats.org/officeDocument/2006/relationships" xmlns:m="http://schemas.openxmlformats.org/officeDocument/2006/math" xmlns:v="urn:schemas-microsoft-com:vml" xmlns:wp14="http://schemas.microsoft.com/office/word/2010/wordprocessingDrawing" xmlns:wp="http://schemas.openxmlformats.org/drawingml/2006/wordprocessingDrawing" xmlns:w10="urn:schemas-microsoft-com:office:word" xmlns:w="http://schemas.openxmlformats.org/wordprocessingml/2006/main" xmlns:w14="http://schemas.microsoft.com/office/word/2010/wordml" xmlns:w15="http://schemas.microsoft.com/office/word/2012/wordml" xmlns:w16se="http://schemas.microsoft.com/office/word/2015/wordml/symex" xmlns:wpg="http://schemas.microsoft.com/office/word/2010/wordprocessingGroup" xmlns:wpi="http://schemas.microsoft.com/office/word/2010/wordprocessingInk" xmlns:wne="http://schemas.microsoft.com/office/word/2006/wordml" xmlns:wps="http://schemas.microsoft.com/office/word/2010/wordprocessingShape" mc:Ignorable="w14 w15 w16se wp14">
+<w:document xmlns:wpc="http://schemas.microsoft.com/office/word/2010/wordprocessingCanvas" xmlns:cx="http://schemas.microsoft.com/office/drawing/2014/chartex" xmlns:cx1="http://schemas.microsoft.com/office/drawing/2015/9/8/chartex" xmlns:cx2="http://schemas.microsoft.com/office/drawing/2015/10/21/chartex" xmlns:cx3="http://schemas.microsoft.com/office/drawing/2016/5/9/chartex" xmlns:cx4="http://schemas.microsoft.com/office/drawing/2016/5/10/chartex" xmlns:cx5="http://schemas.microsoft.com/office/drawing/2016/5/11/chartex" xmlns:cx6="http://schemas.microsoft.com/office/drawing/2016/5/12/chartex" xmlns:cx7="http://schemas.microsoft.com/office/drawing/2016/5/13/chartex" xmlns:cx8="http://schemas.microsoft.com/office/drawing/2016/5/14/chartex" xmlns:mc="http://schemas.openxmlformats.org/markup-compatibility/2006" xmlns:aink="http://schemas.microsoft.com/office/drawing/2016/ink" xmlns:am3d="http://schemas.microsoft.com/office/drawing/2017/model3d" xmlns:o="urn:schemas-microsoft-com:office:office" xmlns:oel="http://schemas.microsoft.com/office/2019/extlst" xmlns:r="http://schemas.openxmlformats.org/officeDocument/2006/relationships" xmlns:m="http://schemas.openxmlformats.org/officeDocument/2006/math" xmlns:v="urn:schemas-microsoft-com:vml" xmlns:wp14="http://schemas.microsoft.com/office/word/2010/wordprocessingDrawing" xmlns:wp="http://schemas.openxmlformats.org/drawingml/2006/wordprocessingDrawing" xmlns:w10="urn:schemas-microsoft-com:office:word" xmlns:w="http://schemas.openxmlformats.org/wordprocessingml/2006/main" xmlns:w14="http://schemas.microsoft.com/office/word/2010/wordml" xmlns:w15="http://schemas.microsoft.com/office/word/2012/wordml" xmlns:w16cex="http://schemas.microsoft.com/office/word/2018/wordml/cex" xmlns:w16cid="http://schemas.microsoft.com/office/word/2016/wordml/cid" xmlns:w16="http://schemas.microsoft.com/office/word/2018/wordml" xmlns:w16du="http://schemas.microsoft.com/office/word/2023/wordml/word16du" xmlns:w16sdtdh="http://schemas.microsoft.com/office/word/2020/wordml/sdtdatahash" xmlns:w16se="http://schemas.microsoft.com/office/word/2015/wordml/symex" xmlns:wpg="http://schemas.microsoft.com/office/word/2010/wordprocessingGroup" xmlns:wpi="http://schemas.microsoft.com/office/word/2010/wordprocessingInk" xmlns:wne="http://schemas.microsoft.com/office/word/2006/wordml" xmlns:wps="http://schemas.microsoft.com/office/word/2010/wordprocessingShape" mc:Ignorable="w14 w15 w16se w16cid w16 w16cex w16sdtdh w16du wp14">
   <w:body>
     <w:p/>
     <w:p/>
@@ -1711,7 +1711,7 @@
               </wp:anchor>
             </w:drawing>
           </mc:Choice>
-          <mc:Fallback xmlns:w16sdtdh="http://schemas.microsoft.com/office/word/2020/wordml/sdtdatahash" xmlns:w16="http://schemas.microsoft.com/office/word/2018/wordml" xmlns:w16cid="http://schemas.microsoft.com/office/word/2016/wordml/cid" xmlns:w16cex="http://schemas.microsoft.com/office/word/2018/wordml/cex" xmlns:oel="http://schemas.microsoft.com/office/2019/extlst" xmlns:am3d="http://schemas.microsoft.com/office/drawing/2017/model3d" xmlns:aink="http://schemas.microsoft.com/office/drawing/2016/ink" xmlns:cx8="http://schemas.microsoft.com/office/drawing/2016/5/14/chartex" xmlns:cx7="http://schemas.microsoft.com/office/drawing/2016/5/13/chartex" xmlns:cx6="http://schemas.microsoft.com/office/drawing/2016/5/12/chartex" xmlns:cx5="http://schemas.microsoft.com/office/drawing/2016/5/11/chartex" xmlns:cx4="http://schemas.microsoft.com/office/drawing/2016/5/10/chartex" xmlns:cx3="http://schemas.microsoft.com/office/drawing/2016/5/9/chartex" xmlns:cx2="http://schemas.microsoft.com/office/drawing/2015/10/21/chartex">
+          <mc:Fallback>
             <w:pict>
               <v:line w14:anchorId="5CD743EC" id="Straight Connector 34" o:spid="_x0000_s1026" style="position:absolute;flip:y;z-index:251703296;visibility:visible;mso-wrap-style:square;mso-width-percent:0;mso-height-percent:0;mso-wrap-distance-left:9pt;mso-wrap-distance-top:0;mso-wrap-distance-right:9pt;mso-wrap-distance-bottom:0;mso-position-horizontal:absolute;mso-position-horizontal-relative:text;mso-position-vertical:absolute;mso-position-vertical-relative:text;mso-width-percent:0;mso-height-percent:0;mso-width-relative:margin;mso-height-relative:margin" from="3.1pt,24.95pt" to="18.75pt,24.95pt" o:gfxdata="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" strokecolor="black [3200]" strokeweight="1pt">
                 <v:stroke dashstyle="dash" joinstyle="miter"/>
@@ -1883,7 +1883,7 @@
               </wp:anchor>
             </w:drawing>
           </mc:Choice>
-          <mc:Fallback xmlns:w16sdtdh="http://schemas.microsoft.com/office/word/2020/wordml/sdtdatahash" xmlns:w16="http://schemas.microsoft.com/office/word/2018/wordml" xmlns:w16cid="http://schemas.microsoft.com/office/word/2016/wordml/cid" xmlns:w16cex="http://schemas.microsoft.com/office/word/2018/wordml/cex" xmlns:oel="http://schemas.microsoft.com/office/2019/extlst" xmlns:am3d="http://schemas.microsoft.com/office/drawing/2017/model3d" xmlns:aink="http://schemas.microsoft.com/office/drawing/2016/ink" xmlns:cx8="http://schemas.microsoft.com/office/drawing/2016/5/14/chartex" xmlns:cx7="http://schemas.microsoft.com/office/drawing/2016/5/13/chartex" xmlns:cx6="http://schemas.microsoft.com/office/drawing/2016/5/12/chartex" xmlns:cx5="http://schemas.microsoft.com/office/drawing/2016/5/11/chartex" xmlns:cx4="http://schemas.microsoft.com/office/drawing/2016/5/10/chartex" xmlns:cx3="http://schemas.microsoft.com/office/drawing/2016/5/9/chartex" xmlns:cx2="http://schemas.microsoft.com/office/drawing/2015/10/21/chartex">
+          <mc:Fallback>
             <w:pict>
               <v:line w14:anchorId="15F27A29" id="Straight Connector 33" o:spid="_x0000_s1026" style="position:absolute;flip:y;z-index:251701248;visibility:visible;mso-wrap-style:square;mso-width-percent:0;mso-height-percent:0;mso-wrap-distance-left:9pt;mso-wrap-distance-top:0;mso-wrap-distance-right:9pt;mso-wrap-distance-bottom:0;mso-position-horizontal:absolute;mso-position-horizontal-relative:text;mso-position-vertical:absolute;mso-position-vertical-relative:text;mso-width-percent:0;mso-height-percent:0;mso-width-relative:margin;mso-height-relative:margin" from="3.1pt,8.5pt" to="18.75pt,8.5pt" o:gfxdata="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" strokecolor="black [3200]" strokeweight="1pt">
                 <v:stroke joinstyle="miter"/>
@@ -2060,7 +2060,7 @@
               </wp:anchor>
             </w:drawing>
           </mc:Choice>
-          <mc:Fallback xmlns:w16sdtdh="http://schemas.microsoft.com/office/word/2020/wordml/sdtdatahash" xmlns:w16="http://schemas.microsoft.com/office/word/2018/wordml" xmlns:w16cid="http://schemas.microsoft.com/office/word/2016/wordml/cid" xmlns:w16cex="http://schemas.microsoft.com/office/word/2018/wordml/cex" xmlns:oel="http://schemas.microsoft.com/office/2019/extlst" xmlns:am3d="http://schemas.microsoft.com/office/drawing/2017/model3d" xmlns:aink="http://schemas.microsoft.com/office/drawing/2016/ink" xmlns:cx8="http://schemas.microsoft.com/office/drawing/2016/5/14/chartex" xmlns:cx7="http://schemas.microsoft.com/office/drawing/2016/5/13/chartex" xmlns:cx6="http://schemas.microsoft.com/office/drawing/2016/5/12/chartex" xmlns:cx5="http://schemas.microsoft.com/office/drawing/2016/5/11/chartex" xmlns:cx4="http://schemas.microsoft.com/office/drawing/2016/5/10/chartex" xmlns:cx3="http://schemas.microsoft.com/office/drawing/2016/5/9/chartex" xmlns:cx2="http://schemas.microsoft.com/office/drawing/2015/10/21/chartex">
+          <mc:Fallback>
             <w:pict>
               <v:rect w14:anchorId="5625B703" id="Rectangle 41" o:spid="_x0000_s1026" style="position:absolute;margin-left:267.35pt;margin-top:23.85pt;width:215.85pt;height:45.7pt;z-index:251712512;visibility:visible;mso-wrap-style:square;mso-width-percent:0;mso-height-percent:0;mso-wrap-distance-left:9pt;mso-wrap-distance-top:0;mso-wrap-distance-right:9pt;mso-wrap-distance-bottom:0;mso-position-horizontal:absolute;mso-position-horizontal-relative:text;mso-position-vertical:absolute;mso-position-vertical-relative:text;mso-width-percent:0;mso-height-percent:0;mso-width-relative:margin;mso-height-relative:margin;v-text-anchor:middle" o:gfxdata="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" filled="f" strokecolor="black [3213]" strokeweight="1pt">
                 <v:stroke dashstyle="longDashDot"/>
@@ -2146,7 +2146,7 @@
               </wp:anchor>
             </w:drawing>
           </mc:Choice>
-          <mc:Fallback xmlns:w16sdtdh="http://schemas.microsoft.com/office/word/2020/wordml/sdtdatahash" xmlns:w16="http://schemas.microsoft.com/office/word/2018/wordml" xmlns:w16cid="http://schemas.microsoft.com/office/word/2016/wordml/cid" xmlns:w16cex="http://schemas.microsoft.com/office/word/2018/wordml/cex" xmlns:oel="http://schemas.microsoft.com/office/2019/extlst" xmlns:am3d="http://schemas.microsoft.com/office/drawing/2017/model3d" xmlns:aink="http://schemas.microsoft.com/office/drawing/2016/ink" xmlns:cx8="http://schemas.microsoft.com/office/drawing/2016/5/14/chartex" xmlns:cx7="http://schemas.microsoft.com/office/drawing/2016/5/13/chartex" xmlns:cx6="http://schemas.microsoft.com/office/drawing/2016/5/12/chartex" xmlns:cx5="http://schemas.microsoft.com/office/drawing/2016/5/11/chartex" xmlns:cx4="http://schemas.microsoft.com/office/drawing/2016/5/10/chartex" xmlns:cx3="http://schemas.microsoft.com/office/drawing/2016/5/9/chartex" xmlns:cx2="http://schemas.microsoft.com/office/drawing/2015/10/21/chartex">
+          <mc:Fallback>
             <w:pict>
               <v:rect w14:anchorId="051A96F4" id="Rectangle 38" o:spid="_x0000_s1026" style="position:absolute;margin-left:260.45pt;margin-top:17.05pt;width:232.9pt;height:145.8pt;z-index:251710464;visibility:visible;mso-wrap-style:square;mso-width-percent:0;mso-height-percent:0;mso-wrap-distance-left:9pt;mso-wrap-distance-top:0;mso-wrap-distance-right:9pt;mso-wrap-distance-bottom:0;mso-position-horizontal:absolute;mso-position-horizontal-relative:text;mso-position-vertical:absolute;mso-position-vertical-relative:text;mso-width-percent:0;mso-height-percent:0;mso-width-relative:margin;mso-height-relative:margin;v-text-anchor:middle" o:gfxdata="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" filled="f" strokecolor="#7f7f7f [1612]" strokeweight="1pt">
                 <v:stroke dashstyle="3 1"/>
@@ -2219,7 +2219,7 @@
               </wp:anchor>
             </w:drawing>
           </mc:Choice>
-          <mc:Fallback xmlns:w16sdtdh="http://schemas.microsoft.com/office/word/2020/wordml/sdtdatahash" xmlns:w16="http://schemas.microsoft.com/office/word/2018/wordml" xmlns:w16cid="http://schemas.microsoft.com/office/word/2016/wordml/cid" xmlns:w16cex="http://schemas.microsoft.com/office/word/2018/wordml/cex" xmlns:oel="http://schemas.microsoft.com/office/2019/extlst" xmlns:am3d="http://schemas.microsoft.com/office/drawing/2017/model3d" xmlns:aink="http://schemas.microsoft.com/office/drawing/2016/ink" xmlns:cx8="http://schemas.microsoft.com/office/drawing/2016/5/14/chartex" xmlns:cx7="http://schemas.microsoft.com/office/drawing/2016/5/13/chartex" xmlns:cx6="http://schemas.microsoft.com/office/drawing/2016/5/12/chartex" xmlns:cx5="http://schemas.microsoft.com/office/drawing/2016/5/11/chartex" xmlns:cx4="http://schemas.microsoft.com/office/drawing/2016/5/10/chartex" xmlns:cx3="http://schemas.microsoft.com/office/drawing/2016/5/9/chartex" xmlns:cx2="http://schemas.microsoft.com/office/drawing/2015/10/21/chartex">
+          <mc:Fallback>
             <w:pict>
               <v:line w14:anchorId="2E920335" id="Straight Connector 35" o:spid="_x0000_s1026" style="position:absolute;flip:y;z-index:251705344;visibility:visible;mso-wrap-style:square;mso-width-percent:0;mso-height-percent:0;mso-wrap-distance-left:9pt;mso-wrap-distance-top:0;mso-wrap-distance-right:9pt;mso-wrap-distance-bottom:0;mso-position-horizontal:absolute;mso-position-horizontal-relative:text;mso-position-vertical:absolute;mso-position-vertical-relative:text;mso-width-percent:0;mso-height-percent:0;mso-width-relative:margin;mso-height-relative:margin" from="4.3pt,10.4pt" to="19.95pt,10.4pt" o:gfxdata="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" strokecolor="black [3200]" strokeweight="1pt">
                 <v:stroke dashstyle="1 1" joinstyle="miter"/>
@@ -2781,7 +2781,7 @@
               </wp:anchor>
             </w:drawing>
           </mc:Choice>
-          <mc:Fallback xmlns:w16sdtdh="http://schemas.microsoft.com/office/word/2020/wordml/sdtdatahash" xmlns:w16="http://schemas.microsoft.com/office/word/2018/wordml" xmlns:w16cid="http://schemas.microsoft.com/office/word/2016/wordml/cid" xmlns:w16cex="http://schemas.microsoft.com/office/word/2018/wordml/cex" xmlns:oel="http://schemas.microsoft.com/office/2019/extlst" xmlns:am3d="http://schemas.microsoft.com/office/drawing/2017/model3d" xmlns:aink="http://schemas.microsoft.com/office/drawing/2016/ink" xmlns:cx8="http://schemas.microsoft.com/office/drawing/2016/5/14/chartex" xmlns:cx7="http://schemas.microsoft.com/office/drawing/2016/5/13/chartex" xmlns:cx6="http://schemas.microsoft.com/office/drawing/2016/5/12/chartex" xmlns:cx5="http://schemas.microsoft.com/office/drawing/2016/5/11/chartex" xmlns:cx4="http://schemas.microsoft.com/office/drawing/2016/5/10/chartex" xmlns:cx3="http://schemas.microsoft.com/office/drawing/2016/5/9/chartex" xmlns:cx2="http://schemas.microsoft.com/office/drawing/2015/10/21/chartex">
+          <mc:Fallback>
             <w:pict>
               <v:line w14:anchorId="30417F6E" id="Straight Connector 37" o:spid="_x0000_s1026" style="position:absolute;flip:y;z-index:251709440;visibility:visible;mso-wrap-style:square;mso-width-percent:0;mso-height-percent:0;mso-wrap-distance-left:9pt;mso-wrap-distance-top:0;mso-wrap-distance-right:9pt;mso-wrap-distance-bottom:0;mso-position-horizontal:absolute;mso-position-horizontal-relative:text;mso-position-vertical:absolute;mso-position-vertical-relative:text;mso-width-percent:0;mso-height-percent:0;mso-width-relative:margin;mso-height-relative:margin" from="4.35pt,12.8pt" to="20pt,12.8pt" o:gfxdata="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" strokecolor="#7f7f7f [1612]" strokeweight="1pt">
                 <v:stroke dashstyle="3 1" joinstyle="miter"/>
@@ -2854,7 +2854,7 @@
               </wp:anchor>
             </w:drawing>
           </mc:Choice>
-          <mc:Fallback xmlns:w16sdtdh="http://schemas.microsoft.com/office/word/2020/wordml/sdtdatahash" xmlns:w16="http://schemas.microsoft.com/office/word/2018/wordml" xmlns:w16cid="http://schemas.microsoft.com/office/word/2016/wordml/cid" xmlns:w16cex="http://schemas.microsoft.com/office/word/2018/wordml/cex" xmlns:oel="http://schemas.microsoft.com/office/2019/extlst" xmlns:am3d="http://schemas.microsoft.com/office/drawing/2017/model3d" xmlns:aink="http://schemas.microsoft.com/office/drawing/2016/ink" xmlns:cx8="http://schemas.microsoft.com/office/drawing/2016/5/14/chartex" xmlns:cx7="http://schemas.microsoft.com/office/drawing/2016/5/13/chartex" xmlns:cx6="http://schemas.microsoft.com/office/drawing/2016/5/12/chartex" xmlns:cx5="http://schemas.microsoft.com/office/drawing/2016/5/11/chartex" xmlns:cx4="http://schemas.microsoft.com/office/drawing/2016/5/10/chartex" xmlns:cx3="http://schemas.microsoft.com/office/drawing/2016/5/9/chartex" xmlns:cx2="http://schemas.microsoft.com/office/drawing/2015/10/21/chartex">
+          <mc:Fallback>
             <w:pict>
               <v:line w14:anchorId="1164CE9E" id="Straight Connector 36" o:spid="_x0000_s1026" style="position:absolute;flip:y;z-index:251707392;visibility:visible;mso-wrap-style:square;mso-width-percent:0;mso-height-percent:0;mso-wrap-distance-left:9pt;mso-wrap-distance-top:0;mso-wrap-distance-right:9pt;mso-wrap-distance-bottom:0;mso-position-horizontal:absolute;mso-position-horizontal-relative:text;mso-position-vertical:absolute;mso-position-vertical-relative:text;mso-width-percent:0;mso-height-percent:0;mso-width-relative:margin;mso-height-relative:margin" from="3.1pt,-2.95pt" to="18.75pt,-2.95pt" o:gfxdata="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" strokecolor="black [3200]" strokeweight="1pt">
                 <v:stroke dashstyle="longDashDot" joinstyle="miter"/>
@@ -3425,7 +3425,7 @@
               </wp:anchor>
             </w:drawing>
           </mc:Choice>
-          <mc:Fallback xmlns:w16sdtdh="http://schemas.microsoft.com/office/word/2020/wordml/sdtdatahash" xmlns:w16="http://schemas.microsoft.com/office/word/2018/wordml" xmlns:w16cid="http://schemas.microsoft.com/office/word/2016/wordml/cid" xmlns:w16cex="http://schemas.microsoft.com/office/word/2018/wordml/cex" xmlns:oel="http://schemas.microsoft.com/office/2019/extlst" xmlns:am3d="http://schemas.microsoft.com/office/drawing/2017/model3d" xmlns:aink="http://schemas.microsoft.com/office/drawing/2016/ink" xmlns:cx8="http://schemas.microsoft.com/office/drawing/2016/5/14/chartex" xmlns:cx7="http://schemas.microsoft.com/office/drawing/2016/5/13/chartex" xmlns:cx6="http://schemas.microsoft.com/office/drawing/2016/5/12/chartex" xmlns:cx5="http://schemas.microsoft.com/office/drawing/2016/5/11/chartex" xmlns:cx4="http://schemas.microsoft.com/office/drawing/2016/5/10/chartex" xmlns:cx3="http://schemas.microsoft.com/office/drawing/2016/5/9/chartex" xmlns:cx2="http://schemas.microsoft.com/office/drawing/2015/10/21/chartex">
+          <mc:Fallback>
             <w:pict>
               <v:shape w14:anchorId="1210CC39" id="Arc 14" o:spid="_x0000_s1026" style="position:absolute;margin-left:97.05pt;margin-top:2.2pt;width:190.95pt;height:31.3pt;z-index:251676672;visibility:visible;mso-wrap-style:square;mso-width-percent:0;mso-height-percent:0;mso-wrap-distance-left:9pt;mso-wrap-distance-top:0;mso-wrap-distance-right:9pt;mso-wrap-distance-bottom:0;mso-position-horizontal:absolute;mso-position-horizontal-relative:text;mso-position-vertical:absolute;mso-position-vertical-relative:text;mso-width-percent:0;mso-height-percent:0;mso-width-relative:margin;mso-height-relative:margin;v-text-anchor:middle" coordsize="2629027,398116" o:gfxdata="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" path="m2922,383436nsc308647,259268,588139,5120,1418902,207v476810,-2820,928961,51974,1210125,146650l1453906,357608,2922,383436xem,398116nfc67179,194435,818766,5016,1649529,103v476810,-2820,698334,52078,979498,146754e" filled="f" strokecolor="black [3200]">
                 <v:stroke startarrow="open" endarrow="open"/>
@@ -3510,7 +3510,7 @@
               </wp:anchor>
             </w:drawing>
           </mc:Choice>
-          <mc:Fallback xmlns:w16sdtdh="http://schemas.microsoft.com/office/word/2020/wordml/sdtdatahash" xmlns:w16="http://schemas.microsoft.com/office/word/2018/wordml" xmlns:w16cid="http://schemas.microsoft.com/office/word/2016/wordml/cid" xmlns:w16cex="http://schemas.microsoft.com/office/word/2018/wordml/cex" xmlns:oel="http://schemas.microsoft.com/office/2019/extlst" xmlns:am3d="http://schemas.microsoft.com/office/drawing/2017/model3d" xmlns:aink="http://schemas.microsoft.com/office/drawing/2016/ink" xmlns:cx8="http://schemas.microsoft.com/office/drawing/2016/5/14/chartex" xmlns:cx7="http://schemas.microsoft.com/office/drawing/2016/5/13/chartex" xmlns:cx6="http://schemas.microsoft.com/office/drawing/2016/5/12/chartex" xmlns:cx5="http://schemas.microsoft.com/office/drawing/2016/5/11/chartex" xmlns:cx4="http://schemas.microsoft.com/office/drawing/2016/5/10/chartex" xmlns:cx3="http://schemas.microsoft.com/office/drawing/2016/5/9/chartex" xmlns:cx2="http://schemas.microsoft.com/office/drawing/2015/10/21/chartex">
+          <mc:Fallback>
             <w:pict>
               <v:shape w14:anchorId="32DFC306" id="Arc 16" o:spid="_x0000_s1026" style="position:absolute;margin-left:97.05pt;margin-top:22.25pt;width:273.55pt;height:67.6pt;z-index:251677696;visibility:visible;mso-wrap-style:square;mso-height-percent:0;mso-wrap-distance-left:9pt;mso-wrap-distance-top:0;mso-wrap-distance-right:9pt;mso-wrap-distance-bottom:0;mso-position-horizontal:absolute;mso-position-horizontal-relative:text;mso-position-vertical:absolute;mso-position-vertical-relative:text;mso-height-percent:0;mso-height-relative:margin;v-text-anchor:middle" coordsize="3474085,858741" o:gfxdata="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" path="m2418789,824289nsc2168176,850723,1895920,862213,1624022,857831,735337,843508,34437,665373,1208,445390l1737043,429371r681746,394918xem2418789,824289nfc2168176,850723,1895920,862213,1624022,857831,735337,843508,34437,665373,1208,445390e" filled="f" strokecolor="black [3200]">
                 <v:stroke startarrow="open" endarrow="open"/>
@@ -4472,19 +4472,7 @@
         <w:rPr>
           <w:rFonts w:ascii="Book Antiqua" w:hAnsi="Book Antiqua"/>
         </w:rPr>
-        <w:t xml:space="preserve"> similar results. In 2016, incidence with one-year verification was 3.34 (3.33-3.35) and 3.35 (3.34-3.36) with </w:t>
-      </w:r>
-      <w:r>
-        <w:rPr>
-          <w:rFonts w:ascii="Book Antiqua" w:hAnsi="Book Antiqua"/>
-        </w:rPr>
-        <w:t>two-year verification</w:t>
-      </w:r>
-      <w:r>
-        <w:rPr>
-          <w:rFonts w:ascii="Book Antiqua" w:hAnsi="Book Antiqua"/>
-        </w:rPr>
-        <w:t>.</w:t>
+        <w:t xml:space="preserve"> similar results. In 2016, incidence with one-year verification was 3.34 (3.33-3.35) and 3.35 (3.34-3.36) with two-year verification.</w:t>
       </w:r>
       <w:r>
         <w:rPr>
@@ -4860,7 +4848,19 @@
               <w:rPr>
                 <w:rFonts w:ascii="Book Antiqua" w:hAnsi="Book Antiqua"/>
               </w:rPr>
-              <w:t>R41.1, R41.2, R41.3, R47.01, R48.2, R48.8, G318.4</w:t>
+              <w:t xml:space="preserve">R41.1, R41.2, R41.3, R47.01, </w:t>
+            </w:r>
+            <w:r>
+              <w:rPr>
+                <w:rFonts w:ascii="Book Antiqua" w:hAnsi="Book Antiqua"/>
+              </w:rPr>
+              <w:t xml:space="preserve">R48.1, </w:t>
+            </w:r>
+            <w:r>
+              <w:rPr>
+                <w:rFonts w:ascii="Book Antiqua" w:hAnsi="Book Antiqua"/>
+              </w:rPr>
+              <w:t>R48.2, R48.8, G318.4</w:t>
             </w:r>
           </w:p>
         </w:tc>
@@ -5135,7 +5135,7 @@
               </wp:anchor>
             </w:drawing>
           </mc:Choice>
-          <mc:Fallback xmlns:w16sdtdh="http://schemas.microsoft.com/office/word/2020/wordml/sdtdatahash" xmlns:w16="http://schemas.microsoft.com/office/word/2018/wordml" xmlns:w16cid="http://schemas.microsoft.com/office/word/2016/wordml/cid" xmlns:w16cex="http://schemas.microsoft.com/office/word/2018/wordml/cex" xmlns:oel="http://schemas.microsoft.com/office/2019/extlst" xmlns:am3d="http://schemas.microsoft.com/office/drawing/2017/model3d" xmlns:aink="http://schemas.microsoft.com/office/drawing/2016/ink" xmlns:cx8="http://schemas.microsoft.com/office/drawing/2016/5/14/chartex" xmlns:cx7="http://schemas.microsoft.com/office/drawing/2016/5/13/chartex" xmlns:cx6="http://schemas.microsoft.com/office/drawing/2016/5/12/chartex" xmlns:cx5="http://schemas.microsoft.com/office/drawing/2016/5/11/chartex" xmlns:cx4="http://schemas.microsoft.com/office/drawing/2016/5/10/chartex" xmlns:cx3="http://schemas.microsoft.com/office/drawing/2016/5/9/chartex" xmlns:cx2="http://schemas.microsoft.com/office/drawing/2015/10/21/chartex">
+          <mc:Fallback>
             <w:pict>
               <v:rect w14:anchorId="1A19C475" id="Rectangle 57" o:spid="_x0000_s1026" style="position:absolute;margin-left:-3.75pt;margin-top:110.2pt;width:477.75pt;height:132.1pt;z-index:251738112;visibility:visible;mso-wrap-style:square;mso-height-percent:0;mso-wrap-distance-left:9pt;mso-wrap-distance-top:0;mso-wrap-distance-right:9pt;mso-wrap-distance-bottom:0;mso-position-horizontal:absolute;mso-position-horizontal-relative:text;mso-position-vertical:absolute;mso-position-vertical-relative:text;mso-height-percent:0;mso-height-relative:margin;v-text-anchor:middle" o:gfxdata="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" filled="f" strokecolor="black [3213]" strokeweight="1.5pt"/>
             </w:pict>
@@ -8454,7 +8454,7 @@
               </wp:anchor>
             </w:drawing>
           </mc:Choice>
-          <mc:Fallback xmlns:w16sdtdh="http://schemas.microsoft.com/office/word/2020/wordml/sdtdatahash" xmlns:w16="http://schemas.microsoft.com/office/word/2018/wordml" xmlns:w16cid="http://schemas.microsoft.com/office/word/2016/wordml/cid" xmlns:w16cex="http://schemas.microsoft.com/office/word/2018/wordml/cex" xmlns:oel="http://schemas.microsoft.com/office/2019/extlst" xmlns:am3d="http://schemas.microsoft.com/office/drawing/2017/model3d" xmlns:aink="http://schemas.microsoft.com/office/drawing/2016/ink" xmlns:cx8="http://schemas.microsoft.com/office/drawing/2016/5/14/chartex" xmlns:cx7="http://schemas.microsoft.com/office/drawing/2016/5/13/chartex" xmlns:cx6="http://schemas.microsoft.com/office/drawing/2016/5/12/chartex" xmlns:cx5="http://schemas.microsoft.com/office/drawing/2016/5/11/chartex" xmlns:cx4="http://schemas.microsoft.com/office/drawing/2016/5/10/chartex" xmlns:cx3="http://schemas.microsoft.com/office/drawing/2016/5/9/chartex" xmlns:cx2="http://schemas.microsoft.com/office/drawing/2015/10/21/chartex">
+          <mc:Fallback>
             <w:pict>
               <v:shapetype w14:anchorId="00F384B3" id="_x0000_t88" coordsize="21600,21600" o:spt="88" adj="1800,10800" path="m,qx10800@0l10800@2qy21600@11,10800@3l10800@1qy,21600e" filled="f">
                 <v:formulas>
@@ -8562,7 +8562,7 @@
               </wp:anchor>
             </w:drawing>
           </mc:Choice>
-          <mc:Fallback xmlns:w16sdtdh="http://schemas.microsoft.com/office/word/2020/wordml/sdtdatahash" xmlns:w16="http://schemas.microsoft.com/office/word/2018/wordml" xmlns:w16cid="http://schemas.microsoft.com/office/word/2016/wordml/cid" xmlns:w16cex="http://schemas.microsoft.com/office/word/2018/wordml/cex" xmlns:oel="http://schemas.microsoft.com/office/2019/extlst" xmlns:am3d="http://schemas.microsoft.com/office/drawing/2017/model3d" xmlns:aink="http://schemas.microsoft.com/office/drawing/2016/ink" xmlns:cx8="http://schemas.microsoft.com/office/drawing/2016/5/14/chartex" xmlns:cx7="http://schemas.microsoft.com/office/drawing/2016/5/13/chartex" xmlns:cx6="http://schemas.microsoft.com/office/drawing/2016/5/12/chartex" xmlns:cx5="http://schemas.microsoft.com/office/drawing/2016/5/11/chartex" xmlns:cx4="http://schemas.microsoft.com/office/drawing/2016/5/10/chartex" xmlns:cx3="http://schemas.microsoft.com/office/drawing/2016/5/9/chartex" xmlns:cx2="http://schemas.microsoft.com/office/drawing/2015/10/21/chartex">
+          <mc:Fallback>
             <w:pict>
               <v:shapetype w14:anchorId="58DA73A1" id="_x0000_t32" coordsize="21600,21600" o:spt="32" o:oned="t" path="m,l21600,21600e" filled="f">
                 <v:path arrowok="t" fillok="f" o:connecttype="none"/>
@@ -8633,7 +8633,7 @@
               </wp:anchor>
             </w:drawing>
           </mc:Choice>
-          <mc:Fallback xmlns:w16sdtdh="http://schemas.microsoft.com/office/word/2020/wordml/sdtdatahash" xmlns:w16="http://schemas.microsoft.com/office/word/2018/wordml" xmlns:w16cid="http://schemas.microsoft.com/office/word/2016/wordml/cid" xmlns:w16cex="http://schemas.microsoft.com/office/word/2018/wordml/cex" xmlns:oel="http://schemas.microsoft.com/office/2019/extlst" xmlns:am3d="http://schemas.microsoft.com/office/drawing/2017/model3d" xmlns:aink="http://schemas.microsoft.com/office/drawing/2016/ink" xmlns:cx8="http://schemas.microsoft.com/office/drawing/2016/5/14/chartex" xmlns:cx7="http://schemas.microsoft.com/office/drawing/2016/5/13/chartex" xmlns:cx6="http://schemas.microsoft.com/office/drawing/2016/5/12/chartex" xmlns:cx5="http://schemas.microsoft.com/office/drawing/2016/5/11/chartex" xmlns:cx4="http://schemas.microsoft.com/office/drawing/2016/5/10/chartex" xmlns:cx3="http://schemas.microsoft.com/office/drawing/2016/5/9/chartex" xmlns:cx2="http://schemas.microsoft.com/office/drawing/2015/10/21/chartex">
+          <mc:Fallback>
             <w:pict>
               <v:shape w14:anchorId="3C5AA4EA" id="Straight Arrow Connector 49" o:spid="_x0000_s1026" type="#_x0000_t32" style="position:absolute;margin-left:117.75pt;margin-top:18.9pt;width:102.75pt;height:24pt;z-index:251724800;visibility:visible;mso-wrap-style:square;mso-wrap-distance-left:9pt;mso-wrap-distance-top:0;mso-wrap-distance-right:9pt;mso-wrap-distance-bottom:0;mso-position-horizontal:absolute;mso-position-horizontal-relative:text;mso-position-vertical:absolute;mso-position-vertical-relative:text" o:gfxdata="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" strokecolor="black [3200]" strokeweight=".5pt">
                 <v:stroke endarrow="block" joinstyle="miter"/>
@@ -9433,7 +9433,7 @@
               </wp:anchor>
             </w:drawing>
           </mc:Choice>
-          <mc:Fallback xmlns:w16sdtdh="http://schemas.microsoft.com/office/word/2020/wordml/sdtdatahash" xmlns:w16="http://schemas.microsoft.com/office/word/2018/wordml" xmlns:w16cid="http://schemas.microsoft.com/office/word/2016/wordml/cid" xmlns:w16cex="http://schemas.microsoft.com/office/word/2018/wordml/cex" xmlns:oel="http://schemas.microsoft.com/office/2019/extlst" xmlns:am3d="http://schemas.microsoft.com/office/drawing/2017/model3d" xmlns:aink="http://schemas.microsoft.com/office/drawing/2016/ink" xmlns:cx8="http://schemas.microsoft.com/office/drawing/2016/5/14/chartex" xmlns:cx7="http://schemas.microsoft.com/office/drawing/2016/5/13/chartex" xmlns:cx6="http://schemas.microsoft.com/office/drawing/2016/5/12/chartex" xmlns:cx5="http://schemas.microsoft.com/office/drawing/2016/5/11/chartex" xmlns:cx4="http://schemas.microsoft.com/office/drawing/2016/5/10/chartex" xmlns:cx3="http://schemas.microsoft.com/office/drawing/2016/5/9/chartex" xmlns:cx2="http://schemas.microsoft.com/office/drawing/2015/10/21/chartex">
+          <mc:Fallback>
             <w:pict>
               <v:shape w14:anchorId="370F5BCF" id="Straight Arrow Connector 53" o:spid="_x0000_s1026" type="#_x0000_t32" style="position:absolute;margin-left:227.25pt;margin-top:15.9pt;width:0;height:26.25pt;z-index:251731968;visibility:visible;mso-wrap-style:square;mso-wrap-distance-left:9pt;mso-wrap-distance-top:0;mso-wrap-distance-right:9pt;mso-wrap-distance-bottom:0;mso-position-horizontal:absolute;mso-position-horizontal-relative:text;mso-position-vertical:absolute;mso-position-vertical-relative:text" o:gfxdata="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" strokecolor="black [3200]" strokeweight=".5pt">
                 <v:stroke endarrow="block" joinstyle="miter"/>
@@ -10035,7 +10035,7 @@
               </wp:anchor>
             </w:drawing>
           </mc:Choice>
-          <mc:Fallback xmlns:w16sdtdh="http://schemas.microsoft.com/office/word/2020/wordml/sdtdatahash" xmlns:w16="http://schemas.microsoft.com/office/word/2018/wordml" xmlns:w16cid="http://schemas.microsoft.com/office/word/2016/wordml/cid" xmlns:w16cex="http://schemas.microsoft.com/office/word/2018/wordml/cex" xmlns:oel="http://schemas.microsoft.com/office/2019/extlst" xmlns:am3d="http://schemas.microsoft.com/office/drawing/2017/model3d" xmlns:aink="http://schemas.microsoft.com/office/drawing/2016/ink" xmlns:cx8="http://schemas.microsoft.com/office/drawing/2016/5/14/chartex" xmlns:cx7="http://schemas.microsoft.com/office/drawing/2016/5/13/chartex" xmlns:cx6="http://schemas.microsoft.com/office/drawing/2016/5/12/chartex" xmlns:cx5="http://schemas.microsoft.com/office/drawing/2016/5/11/chartex" xmlns:cx4="http://schemas.microsoft.com/office/drawing/2016/5/10/chartex" xmlns:cx3="http://schemas.microsoft.com/office/drawing/2016/5/9/chartex" xmlns:cx2="http://schemas.microsoft.com/office/drawing/2015/10/21/chartex">
+          <mc:Fallback>
             <w:pict>
               <v:shape w14:anchorId="17BB4DD6" id="Straight Arrow Connector 51" o:spid="_x0000_s1026" type="#_x0000_t32" style="position:absolute;margin-left:64.5pt;margin-top:3.9pt;width:35.25pt;height:33.75pt;z-index:251728896;visibility:visible;mso-wrap-style:square;mso-width-percent:0;mso-height-percent:0;mso-wrap-distance-left:9pt;mso-wrap-distance-top:0;mso-wrap-distance-right:9pt;mso-wrap-distance-bottom:0;mso-position-horizontal:absolute;mso-position-horizontal-relative:text;mso-position-vertical:absolute;mso-position-vertical-relative:text;mso-width-percent:0;mso-height-percent:0;mso-width-relative:margin;mso-height-relative:margin" o:gfxdata="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" strokecolor="black [3200]" strokeweight=".5pt">
                 <v:stroke endarrow="block" joinstyle="miter"/>
@@ -10380,7 +10380,7 @@
               </wp:anchor>
             </w:drawing>
           </mc:Choice>
-          <mc:Fallback xmlns:w16sdtdh="http://schemas.microsoft.com/office/word/2020/wordml/sdtdatahash" xmlns:w16="http://schemas.microsoft.com/office/word/2018/wordml" xmlns:w16cid="http://schemas.microsoft.com/office/word/2016/wordml/cid" xmlns:w16cex="http://schemas.microsoft.com/office/word/2018/wordml/cex" xmlns:oel="http://schemas.microsoft.com/office/2019/extlst" xmlns:am3d="http://schemas.microsoft.com/office/drawing/2017/model3d" xmlns:aink="http://schemas.microsoft.com/office/drawing/2016/ink" xmlns:cx8="http://schemas.microsoft.com/office/drawing/2016/5/14/chartex" xmlns:cx7="http://schemas.microsoft.com/office/drawing/2016/5/13/chartex" xmlns:cx6="http://schemas.microsoft.com/office/drawing/2016/5/12/chartex" xmlns:cx5="http://schemas.microsoft.com/office/drawing/2016/5/11/chartex" xmlns:cx4="http://schemas.microsoft.com/office/drawing/2016/5/10/chartex" xmlns:cx3="http://schemas.microsoft.com/office/drawing/2016/5/9/chartex" xmlns:cx2="http://schemas.microsoft.com/office/drawing/2015/10/21/chartex">
+          <mc:Fallback>
             <w:pict>
               <v:shape w14:anchorId="10DCA2A7" id="Straight Arrow Connector 54" o:spid="_x0000_s1026" type="#_x0000_t32" style="position:absolute;margin-left:227.25pt;margin-top:19.45pt;width:0;height:26.25pt;z-index:251734016;visibility:visible;mso-wrap-style:square;mso-wrap-distance-left:9pt;mso-wrap-distance-top:0;mso-wrap-distance-right:9pt;mso-wrap-distance-bottom:0;mso-position-horizontal:absolute;mso-position-horizontal-relative:text;mso-position-vertical:absolute;mso-position-vertical-relative:text" o:gfxdata="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" strokecolor="black [3200]" strokeweight=".5pt">
                 <v:stroke endarrow="block" joinstyle="miter"/>
@@ -10754,7 +10754,7 @@
               </wp:anchor>
             </w:drawing>
           </mc:Choice>
-          <mc:Fallback xmlns:w16sdtdh="http://schemas.microsoft.com/office/word/2020/wordml/sdtdatahash" xmlns:w16="http://schemas.microsoft.com/office/word/2018/wordml" xmlns:w16cid="http://schemas.microsoft.com/office/word/2016/wordml/cid" xmlns:w16cex="http://schemas.microsoft.com/office/word/2018/wordml/cex" xmlns:oel="http://schemas.microsoft.com/office/2019/extlst" xmlns:am3d="http://schemas.microsoft.com/office/drawing/2017/model3d" xmlns:aink="http://schemas.microsoft.com/office/drawing/2016/ink" xmlns:cx8="http://schemas.microsoft.com/office/drawing/2016/5/14/chartex" xmlns:cx7="http://schemas.microsoft.com/office/drawing/2016/5/13/chartex" xmlns:cx6="http://schemas.microsoft.com/office/drawing/2016/5/12/chartex" xmlns:cx5="http://schemas.microsoft.com/office/drawing/2016/5/11/chartex" xmlns:cx4="http://schemas.microsoft.com/office/drawing/2016/5/10/chartex" xmlns:cx3="http://schemas.microsoft.com/office/drawing/2016/5/9/chartex" xmlns:cx2="http://schemas.microsoft.com/office/drawing/2015/10/21/chartex">
+          <mc:Fallback>
             <w:pict>
               <v:line w14:anchorId="1C87166C" id="Straight Connector 8" o:spid="_x0000_s1026" style="position:absolute;z-index:251739136;visibility:visible;mso-wrap-style:square;mso-wrap-distance-left:9pt;mso-wrap-distance-top:0;mso-wrap-distance-right:9pt;mso-wrap-distance-bottom:0;mso-position-horizontal:absolute;mso-position-horizontal-relative:text;mso-position-vertical:absolute;mso-position-vertical-relative:text" from="39.4pt,.45pt" to="460.75pt,.45pt" o:gfxdata="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" strokecolor="black [3200]" strokeweight=".5pt">
                 <v:stroke joinstyle="miter"/>
@@ -11646,7 +11646,7 @@
               </wp:anchor>
             </w:drawing>
           </mc:Choice>
-          <mc:Fallback xmlns:w16sdtdh="http://schemas.microsoft.com/office/word/2020/wordml/sdtdatahash" xmlns:w16="http://schemas.microsoft.com/office/word/2018/wordml" xmlns:w16cid="http://schemas.microsoft.com/office/word/2016/wordml/cid" xmlns:w16cex="http://schemas.microsoft.com/office/word/2018/wordml/cex" xmlns:oel="http://schemas.microsoft.com/office/2019/extlst" xmlns:am3d="http://schemas.microsoft.com/office/drawing/2017/model3d" xmlns:aink="http://schemas.microsoft.com/office/drawing/2016/ink" xmlns:cx8="http://schemas.microsoft.com/office/drawing/2016/5/14/chartex" xmlns:cx7="http://schemas.microsoft.com/office/drawing/2016/5/13/chartex" xmlns:cx6="http://schemas.microsoft.com/office/drawing/2016/5/12/chartex" xmlns:cx5="http://schemas.microsoft.com/office/drawing/2016/5/11/chartex" xmlns:cx4="http://schemas.microsoft.com/office/drawing/2016/5/10/chartex" xmlns:cx3="http://schemas.microsoft.com/office/drawing/2016/5/9/chartex" xmlns:cx2="http://schemas.microsoft.com/office/drawing/2015/10/21/chartex">
+          <mc:Fallback>
             <w:pict>
               <v:line w14:anchorId="5FC14A40" id="Straight Connector 12" o:spid="_x0000_s1026" style="position:absolute;z-index:251741184;visibility:visible;mso-wrap-style:square;mso-wrap-distance-left:9pt;mso-wrap-distance-top:0;mso-wrap-distance-right:9pt;mso-wrap-distance-bottom:0;mso-position-horizontal:absolute;mso-position-horizontal-relative:text;mso-position-vertical:absolute;mso-position-vertical-relative:text" from="39.4pt,.45pt" to="460.75pt,.45pt" o:gfxdata="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" strokecolor="black [3200]" strokeweight=".5pt">
                 <v:stroke joinstyle="miter"/>
@@ -12331,7 +12331,7 @@
               </wp:anchor>
             </w:drawing>
           </mc:Choice>
-          <mc:Fallback xmlns:w16sdtdh="http://schemas.microsoft.com/office/word/2020/wordml/sdtdatahash" xmlns:w16="http://schemas.microsoft.com/office/word/2018/wordml" xmlns:w16cid="http://schemas.microsoft.com/office/word/2016/wordml/cid" xmlns:w16cex="http://schemas.microsoft.com/office/word/2018/wordml/cex" xmlns:oel="http://schemas.microsoft.com/office/2019/extlst" xmlns:am3d="http://schemas.microsoft.com/office/drawing/2017/model3d" xmlns:aink="http://schemas.microsoft.com/office/drawing/2016/ink" xmlns:cx8="http://schemas.microsoft.com/office/drawing/2016/5/14/chartex" xmlns:cx7="http://schemas.microsoft.com/office/drawing/2016/5/13/chartex" xmlns:cx6="http://schemas.microsoft.com/office/drawing/2016/5/12/chartex" xmlns:cx5="http://schemas.microsoft.com/office/drawing/2016/5/11/chartex" xmlns:cx4="http://schemas.microsoft.com/office/drawing/2016/5/10/chartex" xmlns:cx3="http://schemas.microsoft.com/office/drawing/2016/5/9/chartex" xmlns:cx2="http://schemas.microsoft.com/office/drawing/2015/10/21/chartex">
+          <mc:Fallback>
             <w:pict>
               <v:line w14:anchorId="481D68BB" id="Straight Connector 13" o:spid="_x0000_s1026" style="position:absolute;z-index:251743232;visibility:visible;mso-wrap-style:square;mso-wrap-distance-left:9pt;mso-wrap-distance-top:0;mso-wrap-distance-right:9pt;mso-wrap-distance-bottom:0;mso-position-horizontal:absolute;mso-position-horizontal-relative:text;mso-position-vertical:absolute;mso-position-vertical-relative:text" from="39.4pt,.45pt" to="460.75pt,.45pt" o:gfxdata="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" strokecolor="black [3200]" strokeweight=".5pt">
                 <v:stroke joinstyle="miter"/>
@@ -14772,8 +14772,6 @@
         </w:rPr>
         <w:t xml:space="preserve">synthetic </w:t>
       </w:r>
-      <w:bookmarkStart w:id="0" w:name="_GoBack"/>
-      <w:bookmarkEnd w:id="0"/>
       <w:r>
         <w:rPr>
           <w:rFonts w:ascii="Book Antiqua" w:hAnsi="Book Antiqua"/>
@@ -14821,19 +14819,7 @@
         <w:rPr>
           <w:rFonts w:ascii="Book Antiqua" w:hAnsi="Book Antiqua"/>
         </w:rPr>
-        <w:t xml:space="preserve">Haye S, Thunell J, Joyce G, Ferido P, Tysinger B, Jacobson M, Zissimopoulos J. </w:t>
-      </w:r>
-      <w:r>
-        <w:rPr>
-          <w:rFonts w:ascii="Book Antiqua" w:hAnsi="Book Antiqua"/>
-        </w:rPr>
-        <w:t xml:space="preserve">(2023). </w:t>
-      </w:r>
-      <w:r>
-        <w:rPr>
-          <w:rFonts w:ascii="Book Antiqua" w:hAnsi="Book Antiqua"/>
-        </w:rPr>
-        <w:t>Estimates of Diagnosed Dementia Prevalence and Incidence in Traditional Medicare and Medicare Advantage. Unpublished Manuscript.</w:t>
+        <w:t>Haye S, Thunell J, Joyce G, Ferido P, Tysinger B, Jacobson M, Zissimopoulos J. (2023). Estimates of Diagnosed Dementia Prevalence and Incidence in Traditional Medicare and Medicare Advantage. Unpublished Manuscript.</w:t>
       </w:r>
     </w:p>
     <w:sectPr>
@@ -14847,22 +14833,8 @@
 </w:document>
 </file>
 
-<file path=word/commentsExtensible.xml><?xml version="1.0" encoding="utf-8"?>
-<w16cex:commentsExtensible xmlns:wpc="http://schemas.microsoft.com/office/word/2010/wordprocessingCanvas" xmlns:cx="http://schemas.microsoft.com/office/drawing/2014/chartex" xmlns:cx1="http://schemas.microsoft.com/office/drawing/2015/9/8/chartex" xmlns:cx2="http://schemas.microsoft.com/office/drawing/2015/10/21/chartex" xmlns:cx3="http://schemas.microsoft.com/office/drawing/2016/5/9/chartex" xmlns:cx4="http://schemas.microsoft.com/office/drawing/2016/5/10/chartex" xmlns:cx5="http://schemas.microsoft.com/office/drawing/2016/5/11/chartex" xmlns:cx6="http://schemas.microsoft.com/office/drawing/2016/5/12/chartex" xmlns:cx7="http://schemas.microsoft.com/office/drawing/2016/5/13/chartex" xmlns:cx8="http://schemas.microsoft.com/office/drawing/2016/5/14/chartex" xmlns:mc="http://schemas.openxmlformats.org/markup-compatibility/2006" xmlns:aink="http://schemas.microsoft.com/office/drawing/2016/ink" xmlns:am3d="http://schemas.microsoft.com/office/drawing/2017/model3d" xmlns:o="urn:schemas-microsoft-com:office:office" xmlns:oel="http://schemas.microsoft.com/office/2019/extlst" xmlns:r="http://schemas.openxmlformats.org/officeDocument/2006/relationships" xmlns:m="http://schemas.openxmlformats.org/officeDocument/2006/math" xmlns:v="urn:schemas-microsoft-com:vml" xmlns:wp14="http://schemas.microsoft.com/office/word/2010/wordprocessingDrawing" xmlns:wp="http://schemas.openxmlformats.org/drawingml/2006/wordprocessingDrawing" xmlns:w10="urn:schemas-microsoft-com:office:word" xmlns:w="http://schemas.openxmlformats.org/wordprocessingml/2006/main" xmlns:w14="http://schemas.microsoft.com/office/word/2010/wordml" xmlns:w15="http://schemas.microsoft.com/office/word/2012/wordml" xmlns:w16cex="http://schemas.microsoft.com/office/word/2018/wordml/cex" xmlns:w16cid="http://schemas.microsoft.com/office/word/2016/wordml/cid" xmlns:w16="http://schemas.microsoft.com/office/word/2018/wordml" xmlns:w16sdtdh="http://schemas.microsoft.com/office/word/2020/wordml/sdtdatahash" xmlns:w16se="http://schemas.microsoft.com/office/word/2015/wordml/symex" xmlns:wpg="http://schemas.microsoft.com/office/word/2010/wordprocessingGroup" xmlns:wpi="http://schemas.microsoft.com/office/word/2010/wordprocessingInk" xmlns:wne="http://schemas.microsoft.com/office/word/2006/wordml" xmlns:wps="http://schemas.microsoft.com/office/word/2010/wordprocessingShape" mc:Ignorable="w14 w15 w16se w16cid w16 w16cex w16sdtdh wp14">
-  <w16cex:commentExtensible w16cex:durableId="27863F41" w16cex:dateUtc="2023-02-02T21:55:00Z"/>
-</w16cex:commentsExtensible>
-</file>
-
-<file path=word/commentsIds.xml><?xml version="1.0" encoding="utf-8"?>
-<w16cid:commentsIds xmlns:wpc="http://schemas.microsoft.com/office/word/2010/wordprocessingCanvas" xmlns:cx="http://schemas.microsoft.com/office/drawing/2014/chartex" xmlns:cx1="http://schemas.microsoft.com/office/drawing/2015/9/8/chartex" xmlns:cx2="http://schemas.microsoft.com/office/drawing/2015/10/21/chartex" xmlns:cx3="http://schemas.microsoft.com/office/drawing/2016/5/9/chartex" xmlns:cx4="http://schemas.microsoft.com/office/drawing/2016/5/10/chartex" xmlns:cx5="http://schemas.microsoft.com/office/drawing/2016/5/11/chartex" xmlns:cx6="http://schemas.microsoft.com/office/drawing/2016/5/12/chartex" xmlns:cx7="http://schemas.microsoft.com/office/drawing/2016/5/13/chartex" xmlns:cx8="http://schemas.microsoft.com/office/drawing/2016/5/14/chartex" xmlns:mc="http://schemas.openxmlformats.org/markup-compatibility/2006" xmlns:aink="http://schemas.microsoft.com/office/drawing/2016/ink" xmlns:am3d="http://schemas.microsoft.com/office/drawing/2017/model3d" xmlns:o="urn:schemas-microsoft-com:office:office" xmlns:oel="http://schemas.microsoft.com/office/2019/extlst" xmlns:r="http://schemas.openxmlformats.org/officeDocument/2006/relationships" xmlns:m="http://schemas.openxmlformats.org/officeDocument/2006/math" xmlns:v="urn:schemas-microsoft-com:vml" xmlns:wp14="http://schemas.microsoft.com/office/word/2010/wordprocessingDrawing" xmlns:wp="http://schemas.openxmlformats.org/drawingml/2006/wordprocessingDrawing" xmlns:w10="urn:schemas-microsoft-com:office:word" xmlns:w="http://schemas.openxmlformats.org/wordprocessingml/2006/main" xmlns:w14="http://schemas.microsoft.com/office/word/2010/wordml" xmlns:w15="http://schemas.microsoft.com/office/word/2012/wordml" xmlns:w16cex="http://schemas.microsoft.com/office/word/2018/wordml/cex" xmlns:w16cid="http://schemas.microsoft.com/office/word/2016/wordml/cid" xmlns:w16="http://schemas.microsoft.com/office/word/2018/wordml" xmlns:w16sdtdh="http://schemas.microsoft.com/office/word/2020/wordml/sdtdatahash" xmlns:w16se="http://schemas.microsoft.com/office/word/2015/wordml/symex" xmlns:wpg="http://schemas.microsoft.com/office/word/2010/wordprocessingGroup" xmlns:wpi="http://schemas.microsoft.com/office/word/2010/wordprocessingInk" xmlns:wne="http://schemas.microsoft.com/office/word/2006/wordml" xmlns:wps="http://schemas.microsoft.com/office/word/2010/wordprocessingShape" mc:Ignorable="w14 w15 w16se w16cid w16 w16cex w16sdtdh wp14">
-  <w16cid:commentId w16cid:paraId="1242430B" w16cid:durableId="27863C53"/>
-  <w16cid:commentId w16cid:paraId="175B121C" w16cid:durableId="27863F41"/>
-  <w16cid:commentId w16cid:paraId="0DD303CD" w16cid:durableId="27863C54"/>
-</w16cid:commentsIds>
-</file>
-
 <file path=word/endnotes.xml><?xml version="1.0" encoding="utf-8"?>
-<w:endnotes xmlns:wpc="http://schemas.microsoft.com/office/word/2010/wordprocessingCanvas" xmlns:cx="http://schemas.microsoft.com/office/drawing/2014/chartex" xmlns:cx1="http://schemas.microsoft.com/office/drawing/2015/9/8/chartex" xmlns:mc="http://schemas.openxmlformats.org/markup-compatibility/2006" xmlns:o="urn:schemas-microsoft-com:office:office" xmlns:r="http://schemas.openxmlformats.org/officeDocument/2006/relationships" xmlns:m="http://schemas.openxmlformats.org/officeDocument/2006/math" xmlns:v="urn:schemas-microsoft-com:vml" xmlns:wp14="http://schemas.microsoft.com/office/word/2010/wordprocessingDrawing" xmlns:wp="http://schemas.openxmlformats.org/drawingml/2006/wordprocessingDrawing" xmlns:w10="urn:schemas-microsoft-com:office:word" xmlns:w="http://schemas.openxmlformats.org/wordprocessingml/2006/main" xmlns:w14="http://schemas.microsoft.com/office/word/2010/wordml" xmlns:w15="http://schemas.microsoft.com/office/word/2012/wordml" xmlns:w16se="http://schemas.microsoft.com/office/word/2015/wordml/symex" xmlns:wpg="http://schemas.microsoft.com/office/word/2010/wordprocessingGroup" xmlns:wpi="http://schemas.microsoft.com/office/word/2010/wordprocessingInk" xmlns:wne="http://schemas.microsoft.com/office/word/2006/wordml" xmlns:wps="http://schemas.microsoft.com/office/word/2010/wordprocessingShape" mc:Ignorable="w14 w15 w16se wp14">
+<w:endnotes xmlns:wpc="http://schemas.microsoft.com/office/word/2010/wordprocessingCanvas" xmlns:cx="http://schemas.microsoft.com/office/drawing/2014/chartex" xmlns:cx1="http://schemas.microsoft.com/office/drawing/2015/9/8/chartex" xmlns:cx2="http://schemas.microsoft.com/office/drawing/2015/10/21/chartex" xmlns:cx3="http://schemas.microsoft.com/office/drawing/2016/5/9/chartex" xmlns:cx4="http://schemas.microsoft.com/office/drawing/2016/5/10/chartex" xmlns:cx5="http://schemas.microsoft.com/office/drawing/2016/5/11/chartex" xmlns:cx6="http://schemas.microsoft.com/office/drawing/2016/5/12/chartex" xmlns:cx7="http://schemas.microsoft.com/office/drawing/2016/5/13/chartex" xmlns:cx8="http://schemas.microsoft.com/office/drawing/2016/5/14/chartex" xmlns:mc="http://schemas.openxmlformats.org/markup-compatibility/2006" xmlns:aink="http://schemas.microsoft.com/office/drawing/2016/ink" xmlns:am3d="http://schemas.microsoft.com/office/drawing/2017/model3d" xmlns:o="urn:schemas-microsoft-com:office:office" xmlns:oel="http://schemas.microsoft.com/office/2019/extlst" xmlns:r="http://schemas.openxmlformats.org/officeDocument/2006/relationships" xmlns:m="http://schemas.openxmlformats.org/officeDocument/2006/math" xmlns:v="urn:schemas-microsoft-com:vml" xmlns:wp14="http://schemas.microsoft.com/office/word/2010/wordprocessingDrawing" xmlns:wp="http://schemas.openxmlformats.org/drawingml/2006/wordprocessingDrawing" xmlns:w10="urn:schemas-microsoft-com:office:word" xmlns:w="http://schemas.openxmlformats.org/wordprocessingml/2006/main" xmlns:w14="http://schemas.microsoft.com/office/word/2010/wordml" xmlns:w15="http://schemas.microsoft.com/office/word/2012/wordml" xmlns:w16cex="http://schemas.microsoft.com/office/word/2018/wordml/cex" xmlns:w16cid="http://schemas.microsoft.com/office/word/2016/wordml/cid" xmlns:w16="http://schemas.microsoft.com/office/word/2018/wordml" xmlns:w16du="http://schemas.microsoft.com/office/word/2023/wordml/word16du" xmlns:w16sdtdh="http://schemas.microsoft.com/office/word/2020/wordml/sdtdatahash" xmlns:w16se="http://schemas.microsoft.com/office/word/2015/wordml/symex" xmlns:wpg="http://schemas.microsoft.com/office/word/2010/wordprocessingGroup" xmlns:wpi="http://schemas.microsoft.com/office/word/2010/wordprocessingInk" xmlns:wne="http://schemas.microsoft.com/office/word/2006/wordml" xmlns:wps="http://schemas.microsoft.com/office/word/2010/wordprocessingShape" mc:Ignorable="w14 w15 w16se w16cid w16 w16cex w16sdtdh w16du wp14">
   <w:endnote w:type="separator" w:id="-1">
     <w:p>
       <w:pPr>
@@ -14887,7 +14859,7 @@
 </file>
 
 <file path=word/footer1.xml><?xml version="1.0" encoding="utf-8"?>
-<w:ftr xmlns:wpc="http://schemas.microsoft.com/office/word/2010/wordprocessingCanvas" xmlns:cx="http://schemas.microsoft.com/office/drawing/2014/chartex" xmlns:cx1="http://schemas.microsoft.com/office/drawing/2015/9/8/chartex" xmlns:mc="http://schemas.openxmlformats.org/markup-compatibility/2006" xmlns:o="urn:schemas-microsoft-com:office:office" xmlns:r="http://schemas.openxmlformats.org/officeDocument/2006/relationships" xmlns:m="http://schemas.openxmlformats.org/officeDocument/2006/math" xmlns:v="urn:schemas-microsoft-com:vml" xmlns:wp14="http://schemas.microsoft.com/office/word/2010/wordprocessingDrawing" xmlns:wp="http://schemas.openxmlformats.org/drawingml/2006/wordprocessingDrawing" xmlns:w10="urn:schemas-microsoft-com:office:word" xmlns:w="http://schemas.openxmlformats.org/wordprocessingml/2006/main" xmlns:w14="http://schemas.microsoft.com/office/word/2010/wordml" xmlns:w15="http://schemas.microsoft.com/office/word/2012/wordml" xmlns:w16se="http://schemas.microsoft.com/office/word/2015/wordml/symex" xmlns:wpg="http://schemas.microsoft.com/office/word/2010/wordprocessingGroup" xmlns:wpi="http://schemas.microsoft.com/office/word/2010/wordprocessingInk" xmlns:wne="http://schemas.microsoft.com/office/word/2006/wordml" xmlns:wps="http://schemas.microsoft.com/office/word/2010/wordprocessingShape" mc:Ignorable="w14 w15 w16se wp14">
+<w:ftr xmlns:wpc="http://schemas.microsoft.com/office/word/2010/wordprocessingCanvas" xmlns:cx="http://schemas.microsoft.com/office/drawing/2014/chartex" xmlns:cx1="http://schemas.microsoft.com/office/drawing/2015/9/8/chartex" xmlns:cx2="http://schemas.microsoft.com/office/drawing/2015/10/21/chartex" xmlns:cx3="http://schemas.microsoft.com/office/drawing/2016/5/9/chartex" xmlns:cx4="http://schemas.microsoft.com/office/drawing/2016/5/10/chartex" xmlns:cx5="http://schemas.microsoft.com/office/drawing/2016/5/11/chartex" xmlns:cx6="http://schemas.microsoft.com/office/drawing/2016/5/12/chartex" xmlns:cx7="http://schemas.microsoft.com/office/drawing/2016/5/13/chartex" xmlns:cx8="http://schemas.microsoft.com/office/drawing/2016/5/14/chartex" xmlns:mc="http://schemas.openxmlformats.org/markup-compatibility/2006" xmlns:aink="http://schemas.microsoft.com/office/drawing/2016/ink" xmlns:am3d="http://schemas.microsoft.com/office/drawing/2017/model3d" xmlns:o="urn:schemas-microsoft-com:office:office" xmlns:oel="http://schemas.microsoft.com/office/2019/extlst" xmlns:r="http://schemas.openxmlformats.org/officeDocument/2006/relationships" xmlns:m="http://schemas.openxmlformats.org/officeDocument/2006/math" xmlns:v="urn:schemas-microsoft-com:vml" xmlns:wp14="http://schemas.microsoft.com/office/word/2010/wordprocessingDrawing" xmlns:wp="http://schemas.openxmlformats.org/drawingml/2006/wordprocessingDrawing" xmlns:w10="urn:schemas-microsoft-com:office:word" xmlns:w="http://schemas.openxmlformats.org/wordprocessingml/2006/main" xmlns:w14="http://schemas.microsoft.com/office/word/2010/wordml" xmlns:w15="http://schemas.microsoft.com/office/word/2012/wordml" xmlns:w16cex="http://schemas.microsoft.com/office/word/2018/wordml/cex" xmlns:w16cid="http://schemas.microsoft.com/office/word/2016/wordml/cid" xmlns:w16="http://schemas.microsoft.com/office/word/2018/wordml" xmlns:w16du="http://schemas.microsoft.com/office/word/2023/wordml/word16du" xmlns:w16sdtdh="http://schemas.microsoft.com/office/word/2020/wordml/sdtdatahash" xmlns:w16se="http://schemas.microsoft.com/office/word/2015/wordml/symex" xmlns:wpg="http://schemas.microsoft.com/office/word/2010/wordprocessingGroup" xmlns:wpi="http://schemas.microsoft.com/office/word/2010/wordprocessingInk" xmlns:wne="http://schemas.microsoft.com/office/word/2006/wordml" xmlns:wps="http://schemas.microsoft.com/office/word/2010/wordprocessingShape" mc:Ignorable="w14 w15 w16se w16cid w16 w16cex w16sdtdh w16du wp14">
   <w:sdt>
     <w:sdtPr>
       <w:id w:val="888614400"/>
@@ -14940,7 +14912,7 @@
 </file>
 
 <file path=word/footnotes.xml><?xml version="1.0" encoding="utf-8"?>
-<w:footnotes xmlns:wpc="http://schemas.microsoft.com/office/word/2010/wordprocessingCanvas" xmlns:cx="http://schemas.microsoft.com/office/drawing/2014/chartex" xmlns:cx1="http://schemas.microsoft.com/office/drawing/2015/9/8/chartex" xmlns:mc="http://schemas.openxmlformats.org/markup-compatibility/2006" xmlns:o="urn:schemas-microsoft-com:office:office" xmlns:r="http://schemas.openxmlformats.org/officeDocument/2006/relationships" xmlns:m="http://schemas.openxmlformats.org/officeDocument/2006/math" xmlns:v="urn:schemas-microsoft-com:vml" xmlns:wp14="http://schemas.microsoft.com/office/word/2010/wordprocessingDrawing" xmlns:wp="http://schemas.openxmlformats.org/drawingml/2006/wordprocessingDrawing" xmlns:w10="urn:schemas-microsoft-com:office:word" xmlns:w="http://schemas.openxmlformats.org/wordprocessingml/2006/main" xmlns:w14="http://schemas.microsoft.com/office/word/2010/wordml" xmlns:w15="http://schemas.microsoft.com/office/word/2012/wordml" xmlns:w16se="http://schemas.microsoft.com/office/word/2015/wordml/symex" xmlns:wpg="http://schemas.microsoft.com/office/word/2010/wordprocessingGroup" xmlns:wpi="http://schemas.microsoft.com/office/word/2010/wordprocessingInk" xmlns:wne="http://schemas.microsoft.com/office/word/2006/wordml" xmlns:wps="http://schemas.microsoft.com/office/word/2010/wordprocessingShape" mc:Ignorable="w14 w15 w16se wp14">
+<w:footnotes xmlns:wpc="http://schemas.microsoft.com/office/word/2010/wordprocessingCanvas" xmlns:cx="http://schemas.microsoft.com/office/drawing/2014/chartex" xmlns:cx1="http://schemas.microsoft.com/office/drawing/2015/9/8/chartex" xmlns:cx2="http://schemas.microsoft.com/office/drawing/2015/10/21/chartex" xmlns:cx3="http://schemas.microsoft.com/office/drawing/2016/5/9/chartex" xmlns:cx4="http://schemas.microsoft.com/office/drawing/2016/5/10/chartex" xmlns:cx5="http://schemas.microsoft.com/office/drawing/2016/5/11/chartex" xmlns:cx6="http://schemas.microsoft.com/office/drawing/2016/5/12/chartex" xmlns:cx7="http://schemas.microsoft.com/office/drawing/2016/5/13/chartex" xmlns:cx8="http://schemas.microsoft.com/office/drawing/2016/5/14/chartex" xmlns:mc="http://schemas.openxmlformats.org/markup-compatibility/2006" xmlns:aink="http://schemas.microsoft.com/office/drawing/2016/ink" xmlns:am3d="http://schemas.microsoft.com/office/drawing/2017/model3d" xmlns:o="urn:schemas-microsoft-com:office:office" xmlns:oel="http://schemas.microsoft.com/office/2019/extlst" xmlns:r="http://schemas.openxmlformats.org/officeDocument/2006/relationships" xmlns:m="http://schemas.openxmlformats.org/officeDocument/2006/math" xmlns:v="urn:schemas-microsoft-com:vml" xmlns:wp14="http://schemas.microsoft.com/office/word/2010/wordprocessingDrawing" xmlns:wp="http://schemas.openxmlformats.org/drawingml/2006/wordprocessingDrawing" xmlns:w10="urn:schemas-microsoft-com:office:word" xmlns:w="http://schemas.openxmlformats.org/wordprocessingml/2006/main" xmlns:w14="http://schemas.microsoft.com/office/word/2010/wordml" xmlns:w15="http://schemas.microsoft.com/office/word/2012/wordml" xmlns:w16cex="http://schemas.microsoft.com/office/word/2018/wordml/cex" xmlns:w16cid="http://schemas.microsoft.com/office/word/2016/wordml/cid" xmlns:w16="http://schemas.microsoft.com/office/word/2018/wordml" xmlns:w16du="http://schemas.microsoft.com/office/word/2023/wordml/word16du" xmlns:w16sdtdh="http://schemas.microsoft.com/office/word/2020/wordml/sdtdatahash" xmlns:w16se="http://schemas.microsoft.com/office/word/2015/wordml/symex" xmlns:wpg="http://schemas.microsoft.com/office/word/2010/wordprocessingGroup" xmlns:wpi="http://schemas.microsoft.com/office/word/2010/wordprocessingInk" xmlns:wne="http://schemas.microsoft.com/office/word/2006/wordml" xmlns:wps="http://schemas.microsoft.com/office/word/2010/wordprocessingShape" mc:Ignorable="w14 w15 w16se w16cid w16 w16cex w16sdtdh w16du wp14">
   <w:footnote w:type="separator" w:id="-1">
     <w:p>
       <w:pPr>
@@ -14965,7 +14937,7 @@
 </file>
 
 <file path=word/numbering.xml><?xml version="1.0" encoding="utf-8"?>
-<w:numbering xmlns:wpc="http://schemas.microsoft.com/office/word/2010/wordprocessingCanvas" xmlns:cx="http://schemas.microsoft.com/office/drawing/2014/chartex" xmlns:cx1="http://schemas.microsoft.com/office/drawing/2015/9/8/chartex" xmlns:mc="http://schemas.openxmlformats.org/markup-compatibility/2006" xmlns:o="urn:schemas-microsoft-com:office:office" xmlns:r="http://schemas.openxmlformats.org/officeDocument/2006/relationships" xmlns:m="http://schemas.openxmlformats.org/officeDocument/2006/math" xmlns:v="urn:schemas-microsoft-com:vml" xmlns:wp14="http://schemas.microsoft.com/office/word/2010/wordprocessingDrawing" xmlns:wp="http://schemas.openxmlformats.org/drawingml/2006/wordprocessingDrawing" xmlns:w10="urn:schemas-microsoft-com:office:word" xmlns:w="http://schemas.openxmlformats.org/wordprocessingml/2006/main" xmlns:w14="http://schemas.microsoft.com/office/word/2010/wordml" xmlns:w15="http://schemas.microsoft.com/office/word/2012/wordml" xmlns:w16se="http://schemas.microsoft.com/office/word/2015/wordml/symex" xmlns:wpg="http://schemas.microsoft.com/office/word/2010/wordprocessingGroup" xmlns:wpi="http://schemas.microsoft.com/office/word/2010/wordprocessingInk" xmlns:wne="http://schemas.microsoft.com/office/word/2006/wordml" xmlns:wps="http://schemas.microsoft.com/office/word/2010/wordprocessingShape" mc:Ignorable="w14 w15 w16se wp14">
+<w:numbering xmlns:wpc="http://schemas.microsoft.com/office/word/2010/wordprocessingCanvas" xmlns:cx="http://schemas.microsoft.com/office/drawing/2014/chartex" xmlns:cx1="http://schemas.microsoft.com/office/drawing/2015/9/8/chartex" xmlns:cx2="http://schemas.microsoft.com/office/drawing/2015/10/21/chartex" xmlns:cx3="http://schemas.microsoft.com/office/drawing/2016/5/9/chartex" xmlns:cx4="http://schemas.microsoft.com/office/drawing/2016/5/10/chartex" xmlns:cx5="http://schemas.microsoft.com/office/drawing/2016/5/11/chartex" xmlns:cx6="http://schemas.microsoft.com/office/drawing/2016/5/12/chartex" xmlns:cx7="http://schemas.microsoft.com/office/drawing/2016/5/13/chartex" xmlns:cx8="http://schemas.microsoft.com/office/drawing/2016/5/14/chartex" xmlns:mc="http://schemas.openxmlformats.org/markup-compatibility/2006" xmlns:aink="http://schemas.microsoft.com/office/drawing/2016/ink" xmlns:am3d="http://schemas.microsoft.com/office/drawing/2017/model3d" xmlns:o="urn:schemas-microsoft-com:office:office" xmlns:oel="http://schemas.microsoft.com/office/2019/extlst" xmlns:r="http://schemas.openxmlformats.org/officeDocument/2006/relationships" xmlns:m="http://schemas.openxmlformats.org/officeDocument/2006/math" xmlns:v="urn:schemas-microsoft-com:vml" xmlns:wp14="http://schemas.microsoft.com/office/word/2010/wordprocessingDrawing" xmlns:wp="http://schemas.openxmlformats.org/drawingml/2006/wordprocessingDrawing" xmlns:w10="urn:schemas-microsoft-com:office:word" xmlns:w="http://schemas.openxmlformats.org/wordprocessingml/2006/main" xmlns:w14="http://schemas.microsoft.com/office/word/2010/wordml" xmlns:w15="http://schemas.microsoft.com/office/word/2012/wordml" xmlns:w16cex="http://schemas.microsoft.com/office/word/2018/wordml/cex" xmlns:w16cid="http://schemas.microsoft.com/office/word/2016/wordml/cid" xmlns:w16="http://schemas.microsoft.com/office/word/2018/wordml" xmlns:w16du="http://schemas.microsoft.com/office/word/2023/wordml/word16du" xmlns:w16sdtdh="http://schemas.microsoft.com/office/word/2020/wordml/sdtdatahash" xmlns:w16se="http://schemas.microsoft.com/office/word/2015/wordml/symex" xmlns:wpg="http://schemas.microsoft.com/office/word/2010/wordprocessingGroup" xmlns:wpi="http://schemas.microsoft.com/office/word/2010/wordprocessingInk" xmlns:wne="http://schemas.microsoft.com/office/word/2006/wordml" xmlns:wps="http://schemas.microsoft.com/office/word/2010/wordprocessingShape" mc:Ignorable="w14 w15 w16se w16cid w16 w16cex w16sdtdh w16du wp14">
   <w:abstractNum w:abstractNumId="0" w15:restartNumberingAfterBreak="0">
     <w:nsid w:val="044C7CC8"/>
     <w:multiLevelType w:val="hybridMultilevel"/>
@@ -17080,71 +17052,71 @@
       </w:pPr>
     </w:lvl>
   </w:abstractNum>
-  <w:num w:numId="1">
+  <w:num w:numId="1" w16cid:durableId="1687172513">
     <w:abstractNumId w:val="9"/>
   </w:num>
-  <w:num w:numId="2">
+  <w:num w:numId="2" w16cid:durableId="1444692749">
     <w:abstractNumId w:val="15"/>
   </w:num>
-  <w:num w:numId="3">
+  <w:num w:numId="3" w16cid:durableId="874972336">
     <w:abstractNumId w:val="7"/>
   </w:num>
-  <w:num w:numId="4">
+  <w:num w:numId="4" w16cid:durableId="1424649781">
     <w:abstractNumId w:val="3"/>
   </w:num>
-  <w:num w:numId="5">
+  <w:num w:numId="5" w16cid:durableId="1769614304">
     <w:abstractNumId w:val="18"/>
   </w:num>
-  <w:num w:numId="6">
+  <w:num w:numId="6" w16cid:durableId="1707634728">
     <w:abstractNumId w:val="14"/>
   </w:num>
-  <w:num w:numId="7">
+  <w:num w:numId="7" w16cid:durableId="1823932495">
     <w:abstractNumId w:val="13"/>
   </w:num>
-  <w:num w:numId="8">
+  <w:num w:numId="8" w16cid:durableId="1656841074">
     <w:abstractNumId w:val="6"/>
   </w:num>
-  <w:num w:numId="9">
+  <w:num w:numId="9" w16cid:durableId="622930136">
     <w:abstractNumId w:val="1"/>
   </w:num>
-  <w:num w:numId="10">
+  <w:num w:numId="10" w16cid:durableId="384597952">
     <w:abstractNumId w:val="0"/>
   </w:num>
-  <w:num w:numId="11">
+  <w:num w:numId="11" w16cid:durableId="1822233014">
     <w:abstractNumId w:val="2"/>
   </w:num>
-  <w:num w:numId="12">
+  <w:num w:numId="12" w16cid:durableId="925305661">
     <w:abstractNumId w:val="12"/>
   </w:num>
-  <w:num w:numId="13">
+  <w:num w:numId="13" w16cid:durableId="1749186495">
     <w:abstractNumId w:val="8"/>
   </w:num>
-  <w:num w:numId="14">
+  <w:num w:numId="14" w16cid:durableId="728773165">
     <w:abstractNumId w:val="17"/>
   </w:num>
-  <w:num w:numId="15">
+  <w:num w:numId="15" w16cid:durableId="421337355">
     <w:abstractNumId w:val="10"/>
   </w:num>
-  <w:num w:numId="16">
+  <w:num w:numId="16" w16cid:durableId="1931281102">
     <w:abstractNumId w:val="5"/>
   </w:num>
-  <w:num w:numId="17">
+  <w:num w:numId="17" w16cid:durableId="1688602561">
     <w:abstractNumId w:val="16"/>
   </w:num>
-  <w:num w:numId="18">
+  <w:num w:numId="18" w16cid:durableId="1847473382">
     <w:abstractNumId w:val="11"/>
   </w:num>
-  <w:num w:numId="19">
+  <w:num w:numId="19" w16cid:durableId="2011252313">
     <w:abstractNumId w:val="4"/>
   </w:num>
-  <w:num w:numId="20">
+  <w:num w:numId="20" w16cid:durableId="1124422878">
     <w:abstractNumId w:val="19"/>
   </w:num>
 </w:numbering>
 </file>
 
 <file path=word/styles.xml><?xml version="1.0" encoding="utf-8"?>
-<w:styles xmlns:mc="http://schemas.openxmlformats.org/markup-compatibility/2006" xmlns:r="http://schemas.openxmlformats.org/officeDocument/2006/relationships" xmlns:w="http://schemas.openxmlformats.org/wordprocessingml/2006/main" xmlns:w14="http://schemas.microsoft.com/office/word/2010/wordml" xmlns:w15="http://schemas.microsoft.com/office/word/2012/wordml" xmlns:w16se="http://schemas.microsoft.com/office/word/2015/wordml/symex" mc:Ignorable="w14 w15 w16se">
+<w:styles xmlns:mc="http://schemas.openxmlformats.org/markup-compatibility/2006" xmlns:r="http://schemas.openxmlformats.org/officeDocument/2006/relationships" xmlns:w="http://schemas.openxmlformats.org/wordprocessingml/2006/main" xmlns:w14="http://schemas.microsoft.com/office/word/2010/wordml" xmlns:w15="http://schemas.microsoft.com/office/word/2012/wordml" xmlns:w16cex="http://schemas.microsoft.com/office/word/2018/wordml/cex" xmlns:w16cid="http://schemas.microsoft.com/office/word/2016/wordml/cid" xmlns:w16="http://schemas.microsoft.com/office/word/2018/wordml" xmlns:w16du="http://schemas.microsoft.com/office/word/2023/wordml/word16du" xmlns:w16sdtdh="http://schemas.microsoft.com/office/word/2020/wordml/sdtdatahash" xmlns:w16se="http://schemas.microsoft.com/office/word/2015/wordml/symex" mc:Ignorable="w14 w15 w16se w16cid w16 w16cex w16sdtdh w16du">
   <w:docDefaults>
     <w:rPrDefault>
       <w:rPr>
@@ -17160,7 +17132,7 @@
       </w:pPr>
     </w:pPrDefault>
   </w:docDefaults>
-  <w:latentStyles w:defLockedState="0" w:defUIPriority="99" w:defSemiHidden="0" w:defUnhideWhenUsed="0" w:defQFormat="0" w:count="371">
+  <w:latentStyles w:defLockedState="0" w:defUIPriority="99" w:defSemiHidden="0" w:defUnhideWhenUsed="0" w:defQFormat="0" w:count="376">
     <w:lsdException w:name="Normal" w:uiPriority="0" w:qFormat="1"/>
     <w:lsdException w:name="heading 1" w:uiPriority="9" w:qFormat="1"/>
     <w:lsdException w:name="heading 2" w:semiHidden="1" w:uiPriority="9" w:unhideWhenUsed="1" w:qFormat="1"/>
@@ -17532,6 +17504,11 @@
     <w:lsdException w:name="List Table 5 Dark Accent 6" w:uiPriority="50"/>
     <w:lsdException w:name="List Table 6 Colorful Accent 6" w:uiPriority="51"/>
     <w:lsdException w:name="List Table 7 Colorful Accent 6" w:uiPriority="52"/>
+    <w:lsdException w:name="Mention" w:semiHidden="1" w:unhideWhenUsed="1"/>
+    <w:lsdException w:name="Smart Hyperlink" w:semiHidden="1" w:unhideWhenUsed="1"/>
+    <w:lsdException w:name="Hashtag" w:semiHidden="1" w:unhideWhenUsed="1"/>
+    <w:lsdException w:name="Unresolved Mention" w:semiHidden="1" w:unhideWhenUsed="1"/>
+    <w:lsdException w:name="Smart Link" w:semiHidden="1" w:unhideWhenUsed="1"/>
   </w:latentStyles>
   <w:style w:type="paragraph" w:default="1" w:styleId="Normal">
     <w:name w:val="Normal"/>
